--- a/大优教材定制/调整版本/秋09 第2讲比热容与热机 教师版.docx
+++ b/大优教材定制/调整版本/秋09 第2讲比热容与热机 教师版.docx
@@ -349,27 +349,6 @@
             </w:pict>
           </mc:Fallback>
         </mc:AlternateContent>
-      </w:r>
-    </w:p>
-    <w:p>
-      <w:pPr>
-        <w:spacing w:line="288" w:lineRule="auto"/>
-        <w:ind w:leftChars="-100" w:left="-210"/>
-        <w:rPr>
-          <w:rFonts w:ascii="Times New Roman" w:eastAsiaTheme="majorEastAsia" w:hAnsi="Times New Roman" w:cs="Times New Roman"/>
-          <w:b/>
-          <w:bCs/>
-          <w:color w:val="0000FF"/>
-        </w:rPr>
-      </w:pPr>
-      <w:r>
-        <w:rPr>
-          <w:rFonts w:ascii="Times New Roman" w:eastAsiaTheme="majorEastAsia" w:hAnsi="Times New Roman" w:cs="Times New Roman" w:hint="eastAsia"/>
-          <w:b/>
-          <w:bCs/>
-          <w:color w:val="0000FF"/>
-        </w:rPr>
-        <w:t>比热容</w:t>
       </w:r>
     </w:p>
     <w:p>
@@ -1152,21 +1131,7 @@
         <w:rPr>
           <w:rFonts w:hint="eastAsia"/>
         </w:rPr>
-        <w:t>．初温和质量相同的铝块和</w:t>
-      </w:r>
-      <w:proofErr w:type="gramStart"/>
-      <w:r>
-        <w:rPr>
-          <w:rFonts w:hint="eastAsia"/>
-        </w:rPr>
-        <w:t>铜块</w:t>
-      </w:r>
-      <w:proofErr w:type="gramEnd"/>
-      <w:r>
-        <w:rPr>
-          <w:rFonts w:hint="eastAsia"/>
-        </w:rPr>
-        <w:t>吸收相同的热量，铝块末温低</w:t>
+        <w:t>．初温和质量相同的铝块和铜块吸收相同的热量，铝块末温低</w:t>
       </w:r>
       <w:r>
         <w:tab/>
@@ -1760,39 +1725,7 @@
           <w:rFonts w:cstheme="minorBidi" w:hint="eastAsia"/>
           <w:szCs w:val="22"/>
         </w:rPr>
-        <w:t>以下过程不发生物态变化，初温相同、体积相同的两块金属甲、乙放出了相同热量，甲的</w:t>
-      </w:r>
-      <w:proofErr w:type="gramStart"/>
-      <w:r>
-        <w:rPr>
-          <w:rFonts w:cstheme="minorBidi" w:hint="eastAsia"/>
-          <w:szCs w:val="22"/>
-        </w:rPr>
-        <w:t>末温比乙</w:t>
-      </w:r>
-      <w:proofErr w:type="gramEnd"/>
-      <w:r>
-        <w:rPr>
-          <w:rFonts w:cstheme="minorBidi" w:hint="eastAsia"/>
-          <w:szCs w:val="22"/>
-        </w:rPr>
-        <w:t>的低，那么初</w:t>
-      </w:r>
-      <w:proofErr w:type="gramStart"/>
-      <w:r>
-        <w:rPr>
-          <w:rFonts w:cstheme="minorBidi" w:hint="eastAsia"/>
-          <w:szCs w:val="22"/>
-        </w:rPr>
-        <w:t>温相同</w:t>
-      </w:r>
-      <w:proofErr w:type="gramEnd"/>
-      <w:r>
-        <w:rPr>
-          <w:rFonts w:cstheme="minorBidi" w:hint="eastAsia"/>
-          <w:szCs w:val="22"/>
-        </w:rPr>
-        <w:t>的甲、乙吸收相同热量（　　）</w:t>
+        <w:t>以下过程不发生物态变化，初温相同、体积相同的两块金属甲、乙放出了相同热量，甲的末温比乙的低，那么初温相同的甲、乙吸收相同热量（　　）</w:t>
       </w:r>
     </w:p>
     <w:p>
@@ -1809,21 +1742,7 @@
         <w:rPr>
           <w:rFonts w:hint="eastAsia"/>
         </w:rPr>
-        <w:t>．甲的</w:t>
-      </w:r>
-      <w:proofErr w:type="gramStart"/>
-      <w:r>
-        <w:rPr>
-          <w:rFonts w:hint="eastAsia"/>
-        </w:rPr>
-        <w:t>末温比乙</w:t>
-      </w:r>
-      <w:proofErr w:type="gramEnd"/>
-      <w:r>
-        <w:rPr>
-          <w:rFonts w:hint="eastAsia"/>
-        </w:rPr>
-        <w:t>的高，但无法判断甲、乙比热容哪一个大</w:t>
+        <w:t>．甲的末温比乙的高，但无法判断甲、乙比热容哪一个大</w:t>
       </w:r>
       <w:r>
         <w:tab/>
@@ -1843,21 +1762,7 @@
         <w:rPr>
           <w:rFonts w:hint="eastAsia"/>
         </w:rPr>
-        <w:t>．甲的</w:t>
-      </w:r>
-      <w:proofErr w:type="gramStart"/>
-      <w:r>
-        <w:rPr>
-          <w:rFonts w:hint="eastAsia"/>
-        </w:rPr>
-        <w:t>末温比乙</w:t>
-      </w:r>
-      <w:proofErr w:type="gramEnd"/>
-      <w:r>
-        <w:rPr>
-          <w:rFonts w:hint="eastAsia"/>
-        </w:rPr>
-        <w:t>的高，且可以判断甲、乙比热容哪一个大</w:t>
+        <w:t>．甲的末温比乙的高，且可以判断甲、乙比热容哪一个大</w:t>
       </w:r>
       <w:r>
         <w:tab/>
@@ -1877,21 +1782,7 @@
         <w:rPr>
           <w:rFonts w:hint="eastAsia"/>
         </w:rPr>
-        <w:t>．甲的</w:t>
-      </w:r>
-      <w:proofErr w:type="gramStart"/>
-      <w:r>
-        <w:rPr>
-          <w:rFonts w:hint="eastAsia"/>
-        </w:rPr>
-        <w:t>末温比乙</w:t>
-      </w:r>
-      <w:proofErr w:type="gramEnd"/>
-      <w:r>
-        <w:rPr>
-          <w:rFonts w:hint="eastAsia"/>
-        </w:rPr>
-        <w:t>的低，但无法判断甲、乙比热容哪一个大</w:t>
+        <w:t>．甲的末温比乙的低，但无法判断甲、乙比热容哪一个大</w:t>
       </w:r>
       <w:r>
         <w:tab/>
@@ -1911,21 +1802,7 @@
         <w:rPr>
           <w:rFonts w:hint="eastAsia"/>
         </w:rPr>
-        <w:t>．无法判断甲、乙的</w:t>
-      </w:r>
-      <w:proofErr w:type="gramStart"/>
-      <w:r>
-        <w:rPr>
-          <w:rFonts w:hint="eastAsia"/>
-        </w:rPr>
-        <w:t>末温哪一个</w:t>
-      </w:r>
-      <w:proofErr w:type="gramEnd"/>
-      <w:r>
-        <w:rPr>
-          <w:rFonts w:hint="eastAsia"/>
-        </w:rPr>
-        <w:t>高，且无法判断甲、乙比热容哪一个大</w:t>
+        <w:t>．无法判断甲、乙的末温哪一个高，且无法判断甲、乙比热容哪一个大</w:t>
       </w:r>
     </w:p>
     <w:p>
@@ -1961,6 +1838,7 @@
         <w:rPr>
           <w:noProof/>
         </w:rPr>
+        <w:lastRenderedPageBreak/>
         <mc:AlternateContent>
           <mc:Choice Requires="wps">
             <w:drawing>
@@ -2131,7 +2009,7 @@
       <w:r>
         <w:rPr>
           <w:rFonts w:hint="eastAsia"/>
-          <w:color w:val="0000FF"/>
+          <w:color w:val="auto"/>
         </w:rPr>
         <w:t>相同规格</w:t>
       </w:r>
@@ -2139,21 +2017,7 @@
         <w:rPr>
           <w:rFonts w:hint="eastAsia"/>
         </w:rPr>
-        <w:t>的电加热器分别对水和食用油加热，得到温度随时间变化的</w:t>
-      </w:r>
-      <w:proofErr w:type="gramStart"/>
-      <w:r>
-        <w:rPr>
-          <w:rFonts w:hint="eastAsia"/>
-        </w:rPr>
-        <w:t>图象</w:t>
-      </w:r>
-      <w:proofErr w:type="gramEnd"/>
-      <w:r>
-        <w:rPr>
-          <w:rFonts w:hint="eastAsia"/>
-        </w:rPr>
-        <w:t>如图</w:t>
+        <w:t>的电加热器分别对水和食用油加热，得到温度随时间变化的图象如图</w:t>
       </w:r>
       <w:r>
         <w:rPr>
@@ -2504,12 +2368,6 @@
         </w:rPr>
         <w:t>D</w:t>
       </w:r>
-    </w:p>
-    <w:p>
-      <w:pPr>
-        <w:pStyle w:val="1230"/>
-        <w:ind w:left="588"/>
-      </w:pPr>
     </w:p>
     <w:p>
       <w:pPr>
@@ -2690,7 +2548,7 @@
       <w:r>
         <w:rPr>
           <w:rFonts w:hint="eastAsia"/>
-          <w:color w:val="0000FF"/>
+          <w:color w:val="auto"/>
         </w:rPr>
         <w:t>并用不同的加热器加</w:t>
       </w:r>
@@ -2716,7 +2574,20 @@
         <w:rPr>
           <w:rFonts w:hint="eastAsia"/>
         </w:rPr>
-        <w:t>103J/</w:t>
+        <w:t>10</w:t>
+      </w:r>
+      <w:r>
+        <w:rPr>
+          <w:rFonts w:hint="eastAsia"/>
+          <w:vertAlign w:val="superscript"/>
+        </w:rPr>
+        <w:t>3</w:t>
+      </w:r>
+      <w:r>
+        <w:rPr>
+          <w:rFonts w:hint="eastAsia"/>
+        </w:rPr>
+        <w:t>J/</w:t>
       </w:r>
       <w:r>
         <w:rPr>
@@ -2938,6 +2809,11 @@
     </w:p>
     <w:p>
       <w:pPr>
+        <w:pStyle w:val="123"/>
+      </w:pPr>
+    </w:p>
+    <w:p>
+      <w:pPr>
         <w:pStyle w:val="af0"/>
         <w:ind w:left="672" w:hanging="672"/>
       </w:pPr>
@@ -2945,6 +2821,7 @@
         <w:rPr>
           <w:noProof/>
         </w:rPr>
+        <w:lastRenderedPageBreak/>
         <mc:AlternateContent>
           <mc:Choice Requires="wps">
             <w:drawing>
@@ -3103,7 +2980,7 @@
       <w:r>
         <w:rPr>
           <w:rFonts w:hint="eastAsia"/>
-          <w:color w:val="0000FF"/>
+          <w:color w:val="auto"/>
         </w:rPr>
         <w:t>熔化</w:t>
       </w:r>
@@ -3111,35 +2988,7 @@
         <w:rPr>
           <w:rFonts w:hint="eastAsia"/>
         </w:rPr>
-        <w:t>前、后温度随时间变化的</w:t>
-      </w:r>
-      <w:proofErr w:type="gramStart"/>
-      <w:r>
-        <w:rPr>
-          <w:rFonts w:hint="eastAsia"/>
-        </w:rPr>
-        <w:t>图象</w:t>
-      </w:r>
-      <w:proofErr w:type="gramEnd"/>
-      <w:r>
-        <w:rPr>
-          <w:rFonts w:hint="eastAsia"/>
-        </w:rPr>
-        <w:t>。</w:t>
-      </w:r>
-      <w:proofErr w:type="gramStart"/>
-      <w:r>
-        <w:rPr>
-          <w:rFonts w:hint="eastAsia"/>
-        </w:rPr>
-        <w:t>则单位</w:t>
-      </w:r>
-      <w:proofErr w:type="gramEnd"/>
-      <w:r>
-        <w:rPr>
-          <w:rFonts w:hint="eastAsia"/>
-        </w:rPr>
-        <w:t>质量的两种晶体熔化过程中吸收的热量</w:t>
+        <w:t>前、后温度随时间变化的图象。则单位质量的两种晶体熔化过程中吸收的热量</w:t>
       </w:r>
       <w:r>
         <w:rPr>
@@ -3183,19 +3032,11 @@
         </w:rPr>
         <w:t>c</w:t>
       </w:r>
-      <w:proofErr w:type="gramStart"/>
-      <w:r>
-        <w:rPr>
-          <w:rFonts w:hint="eastAsia"/>
-        </w:rPr>
-        <w:t>乙大小</w:t>
-      </w:r>
-      <w:proofErr w:type="gramEnd"/>
-      <w:r>
-        <w:rPr>
-          <w:rFonts w:hint="eastAsia"/>
-        </w:rPr>
-        <w:t>关系（　　）</w:t>
+      <w:r>
+        <w:rPr>
+          <w:rFonts w:hint="eastAsia"/>
+        </w:rPr>
+        <w:t>乙大小关系（　　）</w:t>
       </w:r>
     </w:p>
     <w:p>
@@ -3781,49 +3622,7 @@
         <w:rPr>
           <w:rFonts w:hint="eastAsia"/>
         </w:rPr>
-        <w:t>初</w:t>
-      </w:r>
-      <w:proofErr w:type="gramStart"/>
-      <w:r>
-        <w:rPr>
-          <w:rFonts w:hint="eastAsia"/>
-        </w:rPr>
-        <w:t>温相同</w:t>
-      </w:r>
-      <w:proofErr w:type="gramEnd"/>
-      <w:r>
-        <w:rPr>
-          <w:rFonts w:hint="eastAsia"/>
-        </w:rPr>
-        <w:t>的三块金属甲、乙、丙，甲、</w:t>
-      </w:r>
-      <w:proofErr w:type="gramStart"/>
-      <w:r>
-        <w:rPr>
-          <w:rFonts w:hint="eastAsia"/>
-        </w:rPr>
-        <w:t>乙质量</w:t>
-      </w:r>
-      <w:proofErr w:type="gramEnd"/>
-      <w:r>
-        <w:rPr>
-          <w:rFonts w:hint="eastAsia"/>
-        </w:rPr>
-        <w:t>相等材料不同，乙、</w:t>
-      </w:r>
-      <w:proofErr w:type="gramStart"/>
-      <w:r>
-        <w:rPr>
-          <w:rFonts w:hint="eastAsia"/>
-        </w:rPr>
-        <w:t>丙材料</w:t>
-      </w:r>
-      <w:proofErr w:type="gramEnd"/>
-      <w:r>
-        <w:rPr>
-          <w:rFonts w:hint="eastAsia"/>
-        </w:rPr>
-        <w:t>相同质量不等，均匀加热甲、乙、丙，让它们吸收相等的热量，末温</w:t>
+        <w:t>初温相同的三块金属甲、乙、丙，甲、乙质量相等材料不同，乙、丙材料相同质量不等，均匀加热甲、乙、丙，让它们吸收相等的热量，末温</w:t>
       </w:r>
       <w:r>
         <w:rPr>
@@ -4556,24 +4355,23 @@
     </w:p>
     <w:p>
       <w:pPr>
-        <w:pStyle w:val="1230"/>
-        <w:ind w:left="588"/>
-        <w:rPr>
-          <w:rFonts w:eastAsiaTheme="majorEastAsia"/>
-          <w:b/>
-          <w:bCs/>
-          <w:color w:val="0000FF"/>
-        </w:rPr>
-      </w:pPr>
-      <w:r>
-        <w:rPr>
-          <w:rFonts w:eastAsiaTheme="majorEastAsia" w:hint="eastAsia"/>
-          <w:b/>
-          <w:bCs/>
-          <w:color w:val="0000FF"/>
-        </w:rPr>
-        <w:t>热平衡</w:t>
-      </w:r>
+        <w:pStyle w:val="af0"/>
+        <w:ind w:left="672" w:hanging="672"/>
+        <w:rPr>
+          <w:rFonts w:cstheme="minorBidi"/>
+          <w:szCs w:val="22"/>
+        </w:rPr>
+      </w:pPr>
+    </w:p>
+    <w:p>
+      <w:pPr>
+        <w:pStyle w:val="af0"/>
+        <w:ind w:left="672" w:hanging="672"/>
+        <w:rPr>
+          <w:rFonts w:cstheme="minorBidi"/>
+          <w:szCs w:val="22"/>
+        </w:rPr>
+      </w:pPr>
     </w:p>
     <w:p>
       <w:pPr>
@@ -5056,9 +4854,9 @@
           <w:szCs w:val="21"/>
         </w:rPr>
         <w:drawing>
-          <wp:inline distT="0" distB="0" distL="0" distR="0" wp14:anchorId="76D5F4BC" wp14:editId="091AB4B4">
-            <wp:extent cx="1224915" cy="951230"/>
-            <wp:effectExtent l="0" t="0" r="5715" b="9525"/>
+          <wp:inline distT="0" distB="0" distL="0" distR="0" wp14:anchorId="76D5F4BC" wp14:editId="36453659">
+            <wp:extent cx="844061" cy="655471"/>
+            <wp:effectExtent l="0" t="0" r="0" b="0"/>
             <wp:docPr id="43" name="图片24" descr="菁优网：http://www.jyeoo.com"/>
             <wp:cNvGraphicFramePr>
               <a:graphicFrameLocks xmlns:a="http://schemas.openxmlformats.org/drawingml/2006/main" noChangeAspect="1"/>
@@ -5081,7 +4879,7 @@
                   <pic:spPr>
                     <a:xfrm>
                       <a:off x="0" y="0"/>
-                      <a:ext cx="1224915" cy="951230"/>
+                      <a:ext cx="857646" cy="666020"/>
                     </a:xfrm>
                     <a:prstGeom prst="rect">
                       <a:avLst/>
@@ -5174,8 +4972,15 @@
       <w:r>
         <w:rPr>
           <w:rFonts w:hint="eastAsia"/>
-        </w:rPr>
-        <w:t>甲小于</w:t>
+          <w:vertAlign w:val="subscript"/>
+        </w:rPr>
+        <w:t>甲</w:t>
+      </w:r>
+      <w:r>
+        <w:rPr>
+          <w:rFonts w:hint="eastAsia"/>
+        </w:rPr>
+        <w:t>小于</w:t>
       </w:r>
       <w:r>
         <w:rPr>
@@ -5186,23 +4991,15 @@
       <w:r>
         <w:rPr>
           <w:rFonts w:hint="eastAsia"/>
-        </w:rPr>
-        <w:t>乙。</w:t>
-      </w:r>
-    </w:p>
-    <w:p>
-      <w:pPr>
-        <w:pStyle w:val="1230"/>
-        <w:ind w:leftChars="0" w:left="0"/>
-      </w:pPr>
-      <w:r>
-        <w:rPr>
-          <w:rFonts w:eastAsiaTheme="majorEastAsia" w:hint="eastAsia"/>
-          <w:b/>
-          <w:bCs/>
-          <w:color w:val="0000FF"/>
-        </w:rPr>
-        <w:t>热机</w:t>
+          <w:vertAlign w:val="subscript"/>
+        </w:rPr>
+        <w:t>乙</w:t>
+      </w:r>
+      <w:r>
+        <w:rPr>
+          <w:rFonts w:hint="eastAsia"/>
+        </w:rPr>
+        <w:t>。</w:t>
       </w:r>
     </w:p>
     <w:p>
@@ -5412,9 +5209,9 @@
           <w:noProof/>
         </w:rPr>
         <w:drawing>
-          <wp:inline distT="0" distB="0" distL="0" distR="0" wp14:anchorId="087F12E1" wp14:editId="0E03E94E">
-            <wp:extent cx="3496945" cy="1325245"/>
-            <wp:effectExtent l="0" t="0" r="635" b="2540"/>
+          <wp:inline distT="0" distB="0" distL="0" distR="0" wp14:anchorId="087F12E1" wp14:editId="247AF5E4">
+            <wp:extent cx="2537209" cy="961531"/>
+            <wp:effectExtent l="0" t="0" r="0" b="0"/>
             <wp:docPr id="37" name="图片24" descr="菁优网：http://www.jyeoo.com"/>
             <wp:cNvGraphicFramePr>
               <a:graphicFrameLocks xmlns:a="http://schemas.openxmlformats.org/drawingml/2006/main" noChangeAspect="1"/>
@@ -5437,7 +5234,7 @@
                   <pic:spPr>
                     <a:xfrm>
                       <a:off x="0" y="0"/>
-                      <a:ext cx="3496945" cy="1325245"/>
+                      <a:ext cx="2566765" cy="972732"/>
                     </a:xfrm>
                     <a:prstGeom prst="rect">
                       <a:avLst/>
@@ -5760,11 +5557,10 @@
           <w:rFonts w:hint="eastAsia"/>
           <w:noProof/>
         </w:rPr>
-        <w:lastRenderedPageBreak/>
         <w:drawing>
-          <wp:inline distT="0" distB="0" distL="0" distR="0" wp14:anchorId="57C32D6F" wp14:editId="75B2DDED">
-            <wp:extent cx="3827145" cy="1443990"/>
-            <wp:effectExtent l="0" t="0" r="5080" b="2540"/>
+          <wp:inline distT="0" distB="0" distL="0" distR="0" wp14:anchorId="57C32D6F" wp14:editId="7B33E867">
+            <wp:extent cx="2828611" cy="1067241"/>
+            <wp:effectExtent l="0" t="0" r="0" b="0"/>
             <wp:docPr id="38" name="图片24" descr="菁优网：http://www.jyeoo.com"/>
             <wp:cNvGraphicFramePr>
               <a:graphicFrameLocks xmlns:a="http://schemas.openxmlformats.org/drawingml/2006/main" noChangeAspect="1"/>
@@ -5787,7 +5583,7 @@
                   <pic:spPr>
                     <a:xfrm>
                       <a:off x="0" y="0"/>
-                      <a:ext cx="3827145" cy="1443990"/>
+                      <a:ext cx="2858849" cy="1078650"/>
                     </a:xfrm>
                     <a:prstGeom prst="rect">
                       <a:avLst/>
@@ -5908,6 +5704,7 @@
           <w:rFonts w:hint="eastAsia"/>
           <w:noProof/>
         </w:rPr>
+        <w:lastRenderedPageBreak/>
         <w:drawing>
           <wp:anchor distT="0" distB="0" distL="0" distR="0" simplePos="0" relativeHeight="251661312" behindDoc="0" locked="0" layoutInCell="1" allowOverlap="1" wp14:anchorId="69F8CECC" wp14:editId="09225223">
             <wp:simplePos x="0" y="0"/>
@@ -6108,21 +5905,7 @@
           <w:rFonts w:cstheme="minorBidi" w:hint="eastAsia"/>
           <w:szCs w:val="22"/>
         </w:rPr>
-        <w:t>（多选）</w:t>
-      </w:r>
-      <w:r>
-        <w:rPr>
-          <w:rFonts w:cstheme="minorBidi" w:hint="eastAsia"/>
-          <w:szCs w:val="22"/>
-        </w:rPr>
-        <w:t>11</w:t>
-      </w:r>
-      <w:r>
-        <w:rPr>
-          <w:rFonts w:cstheme="minorBidi" w:hint="eastAsia"/>
-          <w:szCs w:val="22"/>
-        </w:rPr>
-        <w:t>．人类制成了世界上第一盏用海浪发电的航标灯。它的气室示意图如图所示，其工作原理是利用海浪上下起伏的力量将空气吸入气室，压缩后再推入工作室，然后推动涡轮机带动发电机发电。那么（　　）</w:t>
+        <w:t>（多选）人类制成了世界上第一盏用海浪发电的航标灯。它的气室示意图如图所示，其工作原理是利用海浪上下起伏的力量将空气吸入气室，压缩后再推入工作室，然后推动涡轮机带动发电机发电。那么（　　）</w:t>
       </w:r>
     </w:p>
     <w:p>
@@ -6304,12 +6087,6 @@
         </w:rPr>
         <w:t>CD</w:t>
       </w:r>
-    </w:p>
-    <w:p>
-      <w:pPr>
-        <w:pStyle w:val="1230"/>
-        <w:ind w:left="588"/>
-      </w:pPr>
     </w:p>
     <w:p>
       <w:pPr>
@@ -6481,23 +6258,7 @@
           <w:rFonts w:cstheme="minorBidi" w:hint="eastAsia"/>
           <w:szCs w:val="22"/>
         </w:rPr>
-        <w:t>小</w:t>
-      </w:r>
-      <w:proofErr w:type="gramStart"/>
-      <w:r>
-        <w:rPr>
-          <w:rFonts w:cstheme="minorBidi" w:hint="eastAsia"/>
-          <w:szCs w:val="22"/>
-        </w:rPr>
-        <w:t>昕</w:t>
-      </w:r>
-      <w:proofErr w:type="gramEnd"/>
-      <w:r>
-        <w:rPr>
-          <w:rFonts w:cstheme="minorBidi" w:hint="eastAsia"/>
-          <w:szCs w:val="22"/>
-        </w:rPr>
-        <w:t>看到爸爸启动摩托车时，转速表如图所示，如果该车使用的是单缸四冲程汽油机，请根据图中信息计算此时发动机</w:t>
+        <w:t>小昕看到爸爸启动摩托车时，转速表如图所示，如果该车使用的是单缸四冲程汽油机，请根据图中信息计算此时发动机</w:t>
       </w:r>
       <w:r>
         <w:rPr>
@@ -7037,21 +6798,12 @@
         </w:rPr>
         <w:t xml:space="preserve"> </w:t>
       </w:r>
-      <w:proofErr w:type="gramStart"/>
       <w:r>
         <w:rPr>
           <w:rFonts w:cstheme="minorBidi" w:hint="eastAsia"/>
           <w:szCs w:val="22"/>
         </w:rPr>
-        <w:t>个</w:t>
-      </w:r>
-      <w:proofErr w:type="gramEnd"/>
-      <w:r>
-        <w:rPr>
-          <w:rFonts w:cstheme="minorBidi" w:hint="eastAsia"/>
-          <w:szCs w:val="22"/>
-        </w:rPr>
-        <w:t>冲程，做功</w:t>
+        <w:t>个冲程，做功</w:t>
       </w:r>
       <w:r>
         <w:rPr>
@@ -7078,7 +6830,6 @@
           <w:rFonts w:hint="eastAsia"/>
           <w:noProof/>
         </w:rPr>
-        <w:lastRenderedPageBreak/>
         <w:drawing>
           <wp:inline distT="0" distB="0" distL="0" distR="0" wp14:anchorId="29BEF76D" wp14:editId="1E26C892">
             <wp:extent cx="3007360" cy="1148080"/>
@@ -7192,6 +6943,24 @@
     </w:p>
     <w:p>
       <w:pPr>
+        <w:pStyle w:val="1230"/>
+        <w:ind w:left="588"/>
+      </w:pPr>
+    </w:p>
+    <w:p>
+      <w:pPr>
+        <w:pStyle w:val="1230"/>
+        <w:ind w:left="588"/>
+      </w:pPr>
+    </w:p>
+    <w:p>
+      <w:pPr>
+        <w:pStyle w:val="1230"/>
+        <w:ind w:left="588"/>
+      </w:pPr>
+    </w:p>
+    <w:p>
+      <w:pPr>
         <w:spacing w:line="360" w:lineRule="auto"/>
         <w:rPr>
           <w:rFonts w:ascii="Times New Roman" w:eastAsia="新宋体" w:hAnsi="Times New Roman"/>
@@ -7203,6 +6972,7 @@
           <w:rFonts w:ascii="Times New Roman" w:eastAsiaTheme="majorEastAsia" w:hAnsi="Times New Roman" w:cs="Times New Roman"/>
           <w:noProof/>
         </w:rPr>
+        <w:lastRenderedPageBreak/>
         <mc:AlternateContent>
           <mc:Choice Requires="wpg">
             <w:drawing>
@@ -7648,21 +7418,7 @@
         <w:rPr>
           <w:rFonts w:hint="eastAsia"/>
         </w:rPr>
-        <w:t>，将去掉笔芯和</w:t>
-      </w:r>
-      <w:proofErr w:type="gramStart"/>
-      <w:r>
-        <w:rPr>
-          <w:rFonts w:hint="eastAsia"/>
-        </w:rPr>
-        <w:t>尾塞</w:t>
-      </w:r>
-      <w:proofErr w:type="gramEnd"/>
-      <w:r>
-        <w:rPr>
-          <w:rFonts w:hint="eastAsia"/>
-        </w:rPr>
-        <w:t>的中性笔的尾端插入易拉罐内，用封口泥将罐与笔的空隙处</w:t>
+        <w:t>，将去掉笔芯和尾塞的中性笔的尾端插入易拉罐内，用封口泥将罐与笔的空隙处</w:t>
       </w:r>
       <w:r>
         <w:rPr>
@@ -7907,11 +7663,10 @@
           <w:rFonts w:hint="eastAsia"/>
           <w:noProof/>
         </w:rPr>
-        <w:lastRenderedPageBreak/>
         <w:drawing>
-          <wp:inline distT="0" distB="0" distL="0" distR="0" wp14:anchorId="4F1F1D0E" wp14:editId="77AA873C">
-            <wp:extent cx="1719580" cy="1256030"/>
-            <wp:effectExtent l="0" t="0" r="7620" b="6985"/>
+          <wp:inline distT="0" distB="0" distL="0" distR="0" wp14:anchorId="4F1F1D0E" wp14:editId="3E4EECF6">
+            <wp:extent cx="1326382" cy="968827"/>
+            <wp:effectExtent l="0" t="0" r="7620" b="3175"/>
             <wp:docPr id="47" name="图片24" descr="菁优网：http://www.jyeoo.com"/>
             <wp:cNvGraphicFramePr>
               <a:graphicFrameLocks xmlns:a="http://schemas.openxmlformats.org/drawingml/2006/main" noChangeAspect="1"/>
@@ -7934,7 +7689,7 @@
                   <pic:spPr>
                     <a:xfrm>
                       <a:off x="0" y="0"/>
-                      <a:ext cx="1719580" cy="1256030"/>
+                      <a:ext cx="1332942" cy="973619"/>
                     </a:xfrm>
                     <a:prstGeom prst="rect">
                       <a:avLst/>
@@ -8040,7 +7795,14 @@
         <w:rPr>
           <w:rFonts w:hint="eastAsia"/>
         </w:rPr>
-        <w:t>）①减小喷出口径或提高加热功率或减少待加热水量；②减小叶轮的质量；给叶轮的转轴添加润滑油；增加扇叶的数量或增大扇叶面积；</w:t>
+        <w:t>）①减小喷出口径或提高加热功率或减少待加热水量；②减小叶轮的质量；给叶</w:t>
+      </w:r>
+      <w:r>
+        <w:rPr>
+          <w:rFonts w:hint="eastAsia"/>
+        </w:rPr>
+        <w:lastRenderedPageBreak/>
+        <w:t>轮的转轴添加润滑油；增加扇叶的数量或增大扇叶面积；</w:t>
       </w:r>
     </w:p>
     <w:p>
@@ -8567,21 +8329,7 @@
         <w:rPr>
           <w:rFonts w:hint="eastAsia"/>
         </w:rPr>
-        <w:t>②再将铜块和铝</w:t>
-      </w:r>
-      <w:proofErr w:type="gramStart"/>
-      <w:r>
-        <w:rPr>
-          <w:rFonts w:hint="eastAsia"/>
-        </w:rPr>
-        <w:t>块分别</w:t>
-      </w:r>
-      <w:proofErr w:type="gramEnd"/>
-      <w:r>
-        <w:rPr>
-          <w:rFonts w:hint="eastAsia"/>
-        </w:rPr>
-        <w:t>放入盛有质量相等、温度</w:t>
+        <w:t>②再将铜块和铝块分别放入盛有质量相等、温度</w:t>
       </w:r>
       <w:r>
         <w:rPr>
@@ -8651,21 +8399,7 @@
         <w:rPr>
           <w:rFonts w:hint="eastAsia"/>
         </w:rPr>
-        <w:t>两容器中，并将容器用隔热材料密封，如</w:t>
-      </w:r>
-      <w:proofErr w:type="gramStart"/>
-      <w:r>
-        <w:rPr>
-          <w:rFonts w:hint="eastAsia"/>
-        </w:rPr>
-        <w:t>图丁</w:t>
-      </w:r>
-      <w:proofErr w:type="gramEnd"/>
-      <w:r>
-        <w:rPr>
-          <w:rFonts w:hint="eastAsia"/>
-        </w:rPr>
-        <w:t>所示；</w:t>
+        <w:t>两容器中，并将容器用隔热材料密封，如图丁所示；</w:t>
       </w:r>
     </w:p>
     <w:p>
@@ -8818,14 +8552,7 @@
         <w:rPr>
           <w:rFonts w:hint="eastAsia"/>
         </w:rPr>
-        <w:t>（选填“铜”或“铝”）的比热容大，写</w:t>
-      </w:r>
-      <w:r>
-        <w:rPr>
-          <w:rFonts w:hint="eastAsia"/>
-        </w:rPr>
-        <w:lastRenderedPageBreak/>
-        <w:t>出分析过程：</w:t>
+        <w:t>（选填“铜”或“铝”）的比热容大，写出分析过程：</w:t>
       </w:r>
       <w:r>
         <w:rPr>
@@ -9169,6 +8896,9 @@
                   <m:rPr>
                     <m:sty m:val="p"/>
                   </m:rPr>
+                  <w:rPr>
+                    <w:rFonts w:ascii="Cambria Math" w:hAnsi="Cambria Math"/>
+                  </w:rPr>
                   <m:t>Q</m:t>
                 </m:r>
               </m:e>
@@ -9177,6 +8907,9 @@
                   <m:rPr>
                     <m:sty m:val="p"/>
                   </m:rPr>
+                  <w:rPr>
+                    <w:rFonts w:ascii="Cambria Math" w:hAnsi="Cambria Math"/>
+                  </w:rPr>
                   <m:t>铜</m:t>
                 </m:r>
               </m:sub>
@@ -9196,6 +8929,9 @@
                   <m:rPr>
                     <m:sty m:val="p"/>
                   </m:rPr>
+                  <w:rPr>
+                    <w:rFonts w:ascii="Cambria Math" w:hAnsi="Cambria Math"/>
+                  </w:rPr>
                   <m:t>Q</m:t>
                 </m:r>
               </m:e>
@@ -9204,6 +8940,9 @@
                   <m:rPr>
                     <m:sty m:val="p"/>
                   </m:rPr>
+                  <w:rPr>
+                    <w:rFonts w:ascii="Cambria Math" w:hAnsi="Cambria Math"/>
+                  </w:rPr>
                   <m:t>铝</m:t>
                 </m:r>
               </m:sub>
@@ -9214,6 +8953,9 @@
           <m:rPr>
             <m:sty m:val="p"/>
           </m:rPr>
+          <w:rPr>
+            <w:rFonts w:ascii="Cambria Math" w:hAnsi="Cambria Math"/>
+          </w:rPr>
           <m:t>=</m:t>
         </m:r>
         <m:f>
@@ -9238,6 +8980,9 @@
                   <m:rPr>
                     <m:sty m:val="p"/>
                   </m:rPr>
+                  <w:rPr>
+                    <w:rFonts w:ascii="Cambria Math" w:hAnsi="Cambria Math"/>
+                  </w:rPr>
                   <m:t>c</m:t>
                 </m:r>
               </m:e>
@@ -9246,6 +8991,9 @@
                   <m:rPr>
                     <m:sty m:val="p"/>
                   </m:rPr>
+                  <w:rPr>
+                    <w:rFonts w:ascii="Cambria Math" w:hAnsi="Cambria Math"/>
+                  </w:rPr>
                   <m:t>铜</m:t>
                 </m:r>
               </m:sub>
@@ -9263,6 +9011,9 @@
                   <m:rPr>
                     <m:sty m:val="p"/>
                   </m:rPr>
+                  <w:rPr>
+                    <w:rFonts w:ascii="Cambria Math" w:hAnsi="Cambria Math"/>
+                  </w:rPr>
                   <m:t>m</m:t>
                 </m:r>
               </m:e>
@@ -9271,6 +9022,9 @@
                   <m:rPr>
                     <m:sty m:val="p"/>
                   </m:rPr>
+                  <w:rPr>
+                    <w:rFonts w:ascii="Cambria Math" w:hAnsi="Cambria Math"/>
+                  </w:rPr>
                   <m:t>铜</m:t>
                 </m:r>
               </m:sub>
@@ -9279,6 +9033,9 @@
               <m:rPr>
                 <m:sty m:val="p"/>
               </m:rPr>
+              <w:rPr>
+                <w:rFonts w:ascii="Cambria Math" w:hAnsi="Cambria Math"/>
+              </w:rPr>
               <m:t>(</m:t>
             </m:r>
             <m:sSub>
@@ -9294,6 +9051,9 @@
                   <m:rPr>
                     <m:sty m:val="p"/>
                   </m:rPr>
+                  <w:rPr>
+                    <w:rFonts w:ascii="Cambria Math" w:hAnsi="Cambria Math"/>
+                  </w:rPr>
                   <m:t>t</m:t>
                 </m:r>
               </m:e>
@@ -9302,6 +9062,9 @@
                   <m:rPr>
                     <m:sty m:val="p"/>
                   </m:rPr>
+                  <w:rPr>
+                    <w:rFonts w:ascii="Cambria Math" w:hAnsi="Cambria Math"/>
+                  </w:rPr>
                   <m:t>沸</m:t>
                 </m:r>
               </m:sub>
@@ -9310,6 +9073,9 @@
               <m:rPr>
                 <m:sty m:val="p"/>
               </m:rPr>
+              <w:rPr>
+                <w:rFonts w:ascii="Cambria Math" w:hAnsi="Cambria Math"/>
+              </w:rPr>
               <m:t>-40℃)</m:t>
             </m:r>
           </m:num>
@@ -9327,6 +9093,9 @@
                   <m:rPr>
                     <m:sty m:val="p"/>
                   </m:rPr>
+                  <w:rPr>
+                    <w:rFonts w:ascii="Cambria Math" w:hAnsi="Cambria Math"/>
+                  </w:rPr>
                   <m:t>c</m:t>
                 </m:r>
               </m:e>
@@ -9335,6 +9104,9 @@
                   <m:rPr>
                     <m:sty m:val="p"/>
                   </m:rPr>
+                  <w:rPr>
+                    <w:rFonts w:ascii="Cambria Math" w:hAnsi="Cambria Math"/>
+                  </w:rPr>
                   <m:t>铝</m:t>
                 </m:r>
               </m:sub>
@@ -9352,6 +9124,9 @@
                   <m:rPr>
                     <m:sty m:val="p"/>
                   </m:rPr>
+                  <w:rPr>
+                    <w:rFonts w:ascii="Cambria Math" w:hAnsi="Cambria Math"/>
+                  </w:rPr>
                   <m:t>m</m:t>
                 </m:r>
               </m:e>
@@ -9360,6 +9135,9 @@
                   <m:rPr>
                     <m:sty m:val="p"/>
                   </m:rPr>
+                  <w:rPr>
+                    <w:rFonts w:ascii="Cambria Math" w:hAnsi="Cambria Math"/>
+                  </w:rPr>
                   <m:t>铝</m:t>
                 </m:r>
               </m:sub>
@@ -9368,6 +9146,9 @@
               <m:rPr>
                 <m:sty m:val="p"/>
               </m:rPr>
+              <w:rPr>
+                <w:rFonts w:ascii="Cambria Math" w:hAnsi="Cambria Math"/>
+              </w:rPr>
               <m:t>(</m:t>
             </m:r>
             <m:sSub>
@@ -9383,6 +9164,9 @@
                   <m:rPr>
                     <m:sty m:val="p"/>
                   </m:rPr>
+                  <w:rPr>
+                    <w:rFonts w:ascii="Cambria Math" w:hAnsi="Cambria Math"/>
+                  </w:rPr>
                   <m:t>t</m:t>
                 </m:r>
               </m:e>
@@ -9391,6 +9175,9 @@
                   <m:rPr>
                     <m:sty m:val="p"/>
                   </m:rPr>
+                  <w:rPr>
+                    <w:rFonts w:ascii="Cambria Math" w:hAnsi="Cambria Math"/>
+                  </w:rPr>
                   <m:t>沸</m:t>
                 </m:r>
               </m:sub>
@@ -9399,6 +9186,9 @@
               <m:rPr>
                 <m:sty m:val="p"/>
               </m:rPr>
+              <w:rPr>
+                <w:rFonts w:ascii="Cambria Math" w:hAnsi="Cambria Math"/>
+              </w:rPr>
               <m:t>-47℃)</m:t>
             </m:r>
           </m:den>
@@ -9407,6 +9197,9 @@
           <m:rPr>
             <m:sty m:val="p"/>
           </m:rPr>
+          <w:rPr>
+            <w:rFonts w:ascii="Cambria Math" w:hAnsi="Cambria Math"/>
+          </w:rPr>
           <m:t>=</m:t>
         </m:r>
         <m:f>
@@ -9431,6 +9224,9 @@
                   <m:rPr>
                     <m:sty m:val="p"/>
                   </m:rPr>
+                  <w:rPr>
+                    <w:rFonts w:ascii="Cambria Math" w:hAnsi="Cambria Math"/>
+                  </w:rPr>
                   <m:t>c</m:t>
                 </m:r>
               </m:e>
@@ -9439,6 +9235,9 @@
                   <m:rPr>
                     <m:sty m:val="p"/>
                   </m:rPr>
+                  <w:rPr>
+                    <w:rFonts w:ascii="Cambria Math" w:hAnsi="Cambria Math"/>
+                  </w:rPr>
                   <m:t>铜</m:t>
                 </m:r>
               </m:sub>
@@ -9447,6 +9246,9 @@
               <m:rPr>
                 <m:sty m:val="p"/>
               </m:rPr>
+              <w:rPr>
+                <w:rFonts w:ascii="Cambria Math" w:hAnsi="Cambria Math"/>
+              </w:rPr>
               <m:t>(</m:t>
             </m:r>
             <m:sSub>
@@ -9462,6 +9264,9 @@
                   <m:rPr>
                     <m:sty m:val="p"/>
                   </m:rPr>
+                  <w:rPr>
+                    <w:rFonts w:ascii="Cambria Math" w:hAnsi="Cambria Math"/>
+                  </w:rPr>
                   <m:t>t</m:t>
                 </m:r>
               </m:e>
@@ -9470,6 +9275,9 @@
                   <m:rPr>
                     <m:sty m:val="p"/>
                   </m:rPr>
+                  <w:rPr>
+                    <w:rFonts w:ascii="Cambria Math" w:hAnsi="Cambria Math"/>
+                  </w:rPr>
                   <m:t>沸</m:t>
                 </m:r>
               </m:sub>
@@ -9478,6 +9286,9 @@
               <m:rPr>
                 <m:sty m:val="p"/>
               </m:rPr>
+              <w:rPr>
+                <w:rFonts w:ascii="Cambria Math" w:hAnsi="Cambria Math"/>
+              </w:rPr>
               <m:t>-40℃)</m:t>
             </m:r>
           </m:num>
@@ -9495,6 +9306,9 @@
                   <m:rPr>
                     <m:sty m:val="p"/>
                   </m:rPr>
+                  <w:rPr>
+                    <w:rFonts w:ascii="Cambria Math" w:hAnsi="Cambria Math"/>
+                  </w:rPr>
                   <m:t>c</m:t>
                 </m:r>
               </m:e>
@@ -9503,6 +9317,9 @@
                   <m:rPr>
                     <m:sty m:val="p"/>
                   </m:rPr>
+                  <w:rPr>
+                    <w:rFonts w:ascii="Cambria Math" w:hAnsi="Cambria Math"/>
+                  </w:rPr>
                   <m:t>铝</m:t>
                 </m:r>
               </m:sub>
@@ -9511,6 +9328,9 @@
               <m:rPr>
                 <m:sty m:val="p"/>
               </m:rPr>
+              <w:rPr>
+                <w:rFonts w:ascii="Cambria Math" w:hAnsi="Cambria Math"/>
+              </w:rPr>
               <m:t>(</m:t>
             </m:r>
             <m:sSub>
@@ -9526,6 +9346,9 @@
                   <m:rPr>
                     <m:sty m:val="p"/>
                   </m:rPr>
+                  <w:rPr>
+                    <w:rFonts w:ascii="Cambria Math" w:hAnsi="Cambria Math"/>
+                  </w:rPr>
                   <m:t>t</m:t>
                 </m:r>
               </m:e>
@@ -9534,6 +9357,9 @@
                   <m:rPr>
                     <m:sty m:val="p"/>
                   </m:rPr>
+                  <w:rPr>
+                    <w:rFonts w:ascii="Cambria Math" w:hAnsi="Cambria Math"/>
+                  </w:rPr>
                   <m:t>沸</m:t>
                 </m:r>
               </m:sub>
@@ -9542,6 +9368,9 @@
               <m:rPr>
                 <m:sty m:val="p"/>
               </m:rPr>
+              <w:rPr>
+                <w:rFonts w:ascii="Cambria Math" w:hAnsi="Cambria Math"/>
+              </w:rPr>
               <m:t>-47℃)</m:t>
             </m:r>
           </m:den>
@@ -9550,12 +9379,18 @@
           <m:rPr>
             <m:sty m:val="p"/>
           </m:rPr>
+          <w:rPr>
+            <w:rFonts w:ascii="Cambria Math" w:hAnsi="Cambria Math"/>
+          </w:rPr>
           <m:t>＜</m:t>
         </m:r>
         <m:r>
           <m:rPr>
             <m:sty m:val="p"/>
           </m:rPr>
+          <w:rPr>
+            <w:rFonts w:ascii="Cambria Math" w:hAnsi="Cambria Math"/>
+          </w:rPr>
           <m:t>1</m:t>
         </m:r>
       </m:oMath>
@@ -9588,6 +9423,9 @@
                   <m:rPr>
                     <m:sty m:val="p"/>
                   </m:rPr>
+                  <w:rPr>
+                    <w:rFonts w:ascii="Cambria Math" w:hAnsi="Cambria Math"/>
+                  </w:rPr>
                   <m:t>c</m:t>
                 </m:r>
               </m:e>
@@ -9596,6 +9434,9 @@
                   <m:rPr>
                     <m:sty m:val="p"/>
                   </m:rPr>
+                  <w:rPr>
+                    <w:rFonts w:ascii="Cambria Math" w:hAnsi="Cambria Math"/>
+                  </w:rPr>
                   <m:t>铜</m:t>
                 </m:r>
               </m:sub>
@@ -9615,6 +9456,9 @@
                   <m:rPr>
                     <m:sty m:val="p"/>
                   </m:rPr>
+                  <w:rPr>
+                    <w:rFonts w:ascii="Cambria Math" w:hAnsi="Cambria Math"/>
+                  </w:rPr>
                   <m:t>c</m:t>
                 </m:r>
               </m:e>
@@ -9623,6 +9467,9 @@
                   <m:rPr>
                     <m:sty m:val="p"/>
                   </m:rPr>
+                  <w:rPr>
+                    <w:rFonts w:ascii="Cambria Math" w:hAnsi="Cambria Math"/>
+                  </w:rPr>
                   <m:t>铝</m:t>
                 </m:r>
               </m:sub>
@@ -9633,6 +9480,9 @@
           <m:rPr>
             <m:sty m:val="p"/>
           </m:rPr>
+          <w:rPr>
+            <w:rFonts w:ascii="Cambria Math" w:hAnsi="Cambria Math"/>
+          </w:rPr>
           <m:t>＜</m:t>
         </m:r>
         <m:f>
@@ -9657,6 +9507,9 @@
                   <m:rPr>
                     <m:sty m:val="p"/>
                   </m:rPr>
+                  <w:rPr>
+                    <w:rFonts w:ascii="Cambria Math" w:hAnsi="Cambria Math"/>
+                  </w:rPr>
                   <m:t>t</m:t>
                 </m:r>
               </m:e>
@@ -9665,6 +9518,9 @@
                   <m:rPr>
                     <m:sty m:val="p"/>
                   </m:rPr>
+                  <w:rPr>
+                    <w:rFonts w:ascii="Cambria Math" w:hAnsi="Cambria Math"/>
+                  </w:rPr>
                   <m:t>进</m:t>
                 </m:r>
               </m:sub>
@@ -9673,6 +9529,9 @@
               <m:rPr>
                 <m:sty m:val="p"/>
               </m:rPr>
+              <w:rPr>
+                <w:rFonts w:ascii="Cambria Math" w:hAnsi="Cambria Math"/>
+              </w:rPr>
               <m:t>-47°C</m:t>
             </m:r>
           </m:num>
@@ -9690,6 +9549,9 @@
                   <m:rPr>
                     <m:sty m:val="p"/>
                   </m:rPr>
+                  <w:rPr>
+                    <w:rFonts w:ascii="Cambria Math" w:hAnsi="Cambria Math"/>
+                  </w:rPr>
                   <m:t>t</m:t>
                 </m:r>
               </m:e>
@@ -9698,6 +9560,9 @@
                   <m:rPr>
                     <m:sty m:val="p"/>
                   </m:rPr>
+                  <w:rPr>
+                    <w:rFonts w:ascii="Cambria Math" w:hAnsi="Cambria Math"/>
+                  </w:rPr>
                   <m:t>沸</m:t>
                 </m:r>
               </m:sub>
@@ -9706,6 +9571,9 @@
               <m:rPr>
                 <m:sty m:val="p"/>
               </m:rPr>
+              <w:rPr>
+                <w:rFonts w:ascii="Cambria Math" w:hAnsi="Cambria Math"/>
+              </w:rPr>
               <m:t>-40°C</m:t>
             </m:r>
           </m:den>
@@ -9714,12 +9582,18 @@
           <m:rPr>
             <m:sty m:val="p"/>
           </m:rPr>
+          <w:rPr>
+            <w:rFonts w:ascii="Cambria Math" w:hAnsi="Cambria Math"/>
+          </w:rPr>
           <m:t>＜</m:t>
         </m:r>
         <m:r>
           <m:rPr>
             <m:sty m:val="p"/>
           </m:rPr>
+          <w:rPr>
+            <w:rFonts w:ascii="Cambria Math" w:hAnsi="Cambria Math"/>
+          </w:rPr>
           <m:t>1</m:t>
         </m:r>
       </m:oMath>
